--- a/DOCS/TOOLS.docx
+++ b/DOCS/TOOLS.docx
@@ -416,301 +416,6 @@
               <w:t>npm</w:t>
             </w:r>
             <w:proofErr w:type="spellEnd"/>
-          </w:p>
-        </w:tc>
-        <w:tc>
-          <w:tcPr>
-            <w:tcW w:w="4049" w:type="dxa"/>
-            <w:vAlign w:val="center"/>
-            <w:hideMark/>
-          </w:tcPr>
-          <w:p>
-            <w:pPr>
-              <w:jc w:val="center"/>
-              <w:rPr>
-                <w:b/>
-                <w:bCs/>
-              </w:rPr>
-            </w:pPr>
-            <w:r>
-              <w:rPr>
-                <w:b/>
-                <w:bCs/>
-              </w:rPr>
-              <w:t>Ready</w:t>
-            </w:r>
-          </w:p>
-        </w:tc>
-      </w:tr>
-      <w:tr>
-        <w:trPr>
-          <w:trHeight w:val="441"/>
-          <w:tblCellSpacing w:w="15" w:type="dxa"/>
-        </w:trPr>
-        <w:tc>
-          <w:tcPr>
-            <w:tcW w:w="4124" w:type="dxa"/>
-            <w:vAlign w:val="center"/>
-            <w:hideMark/>
-          </w:tcPr>
-          <w:p>
-            <w:pPr>
-              <w:rPr>
-                <w:b/>
-                <w:bCs/>
-              </w:rPr>
-            </w:pPr>
-            <w:r>
-              <w:rPr>
-                <w:rFonts w:ascii="Segoe UI Emoji" w:hAnsi="Segoe UI Emoji" w:cs="Segoe UI Emoji"/>
-                <w:b/>
-                <w:bCs/>
-              </w:rPr>
-              <w:t>✅</w:t>
-            </w:r>
-            <w:r>
-              <w:rPr>
-                <w:b/>
-                <w:bCs/>
-              </w:rPr>
-              <w:t xml:space="preserve"> Android Studio</w:t>
-            </w:r>
-          </w:p>
-        </w:tc>
-        <w:tc>
-          <w:tcPr>
-            <w:tcW w:w="4049" w:type="dxa"/>
-            <w:vAlign w:val="center"/>
-            <w:hideMark/>
-          </w:tcPr>
-          <w:p>
-            <w:pPr>
-              <w:jc w:val="center"/>
-              <w:rPr>
-                <w:b/>
-                <w:bCs/>
-              </w:rPr>
-            </w:pPr>
-            <w:r>
-              <w:rPr>
-                <w:b/>
-                <w:bCs/>
-              </w:rPr>
-              <w:t>Ready</w:t>
-            </w:r>
-          </w:p>
-        </w:tc>
-      </w:tr>
-      <w:tr>
-        <w:trPr>
-          <w:trHeight w:val="441"/>
-          <w:tblCellSpacing w:w="15" w:type="dxa"/>
-        </w:trPr>
-        <w:tc>
-          <w:tcPr>
-            <w:tcW w:w="4124" w:type="dxa"/>
-            <w:vAlign w:val="center"/>
-            <w:hideMark/>
-          </w:tcPr>
-          <w:p>
-            <w:pPr>
-              <w:rPr>
-                <w:b/>
-                <w:bCs/>
-              </w:rPr>
-            </w:pPr>
-            <w:r>
-              <w:rPr>
-                <w:rFonts w:ascii="Segoe UI Emoji" w:hAnsi="Segoe UI Emoji" w:cs="Segoe UI Emoji"/>
-                <w:b/>
-                <w:bCs/>
-              </w:rPr>
-              <w:t>✅</w:t>
-            </w:r>
-            <w:r>
-              <w:rPr>
-                <w:b/>
-                <w:bCs/>
-              </w:rPr>
-              <w:t xml:space="preserve"> Android SDK</w:t>
-            </w:r>
-          </w:p>
-        </w:tc>
-        <w:tc>
-          <w:tcPr>
-            <w:tcW w:w="4049" w:type="dxa"/>
-            <w:vAlign w:val="center"/>
-            <w:hideMark/>
-          </w:tcPr>
-          <w:p>
-            <w:pPr>
-              <w:jc w:val="center"/>
-              <w:rPr>
-                <w:b/>
-                <w:bCs/>
-              </w:rPr>
-            </w:pPr>
-            <w:r>
-              <w:rPr>
-                <w:b/>
-                <w:bCs/>
-              </w:rPr>
-              <w:t>Ready</w:t>
-            </w:r>
-          </w:p>
-        </w:tc>
-      </w:tr>
-      <w:tr>
-        <w:trPr>
-          <w:trHeight w:val="441"/>
-          <w:tblCellSpacing w:w="15" w:type="dxa"/>
-        </w:trPr>
-        <w:tc>
-          <w:tcPr>
-            <w:tcW w:w="4124" w:type="dxa"/>
-            <w:vAlign w:val="center"/>
-            <w:hideMark/>
-          </w:tcPr>
-          <w:p>
-            <w:pPr>
-              <w:rPr>
-                <w:b/>
-                <w:bCs/>
-              </w:rPr>
-            </w:pPr>
-            <w:r>
-              <w:rPr>
-                <w:rFonts w:ascii="Segoe UI Emoji" w:hAnsi="Segoe UI Emoji" w:cs="Segoe UI Emoji"/>
-                <w:b/>
-                <w:bCs/>
-              </w:rPr>
-              <w:t>✅</w:t>
-            </w:r>
-            <w:r>
-              <w:rPr>
-                <w:b/>
-                <w:bCs/>
-              </w:rPr>
-              <w:t xml:space="preserve"> ADB</w:t>
-            </w:r>
-          </w:p>
-        </w:tc>
-        <w:tc>
-          <w:tcPr>
-            <w:tcW w:w="4049" w:type="dxa"/>
-            <w:vAlign w:val="center"/>
-            <w:hideMark/>
-          </w:tcPr>
-          <w:p>
-            <w:pPr>
-              <w:jc w:val="center"/>
-              <w:rPr>
-                <w:b/>
-                <w:bCs/>
-              </w:rPr>
-            </w:pPr>
-            <w:r>
-              <w:rPr>
-                <w:b/>
-                <w:bCs/>
-              </w:rPr>
-              <w:t>Ready</w:t>
-            </w:r>
-          </w:p>
-        </w:tc>
-      </w:tr>
-      <w:tr>
-        <w:trPr>
-          <w:trHeight w:val="426"/>
-          <w:tblCellSpacing w:w="15" w:type="dxa"/>
-        </w:trPr>
-        <w:tc>
-          <w:tcPr>
-            <w:tcW w:w="4124" w:type="dxa"/>
-            <w:vAlign w:val="center"/>
-            <w:hideMark/>
-          </w:tcPr>
-          <w:p>
-            <w:pPr>
-              <w:rPr>
-                <w:b/>
-                <w:bCs/>
-              </w:rPr>
-            </w:pPr>
-            <w:r>
-              <w:rPr>
-                <w:rFonts w:ascii="Segoe UI Emoji" w:hAnsi="Segoe UI Emoji" w:cs="Segoe UI Emoji"/>
-                <w:b/>
-                <w:bCs/>
-              </w:rPr>
-              <w:t>✅</w:t>
-            </w:r>
-            <w:r>
-              <w:rPr>
-                <w:b/>
-                <w:bCs/>
-              </w:rPr>
-              <w:t xml:space="preserve"> ANDROID_HOME</w:t>
-            </w:r>
-          </w:p>
-        </w:tc>
-        <w:tc>
-          <w:tcPr>
-            <w:tcW w:w="4049" w:type="dxa"/>
-            <w:vAlign w:val="center"/>
-            <w:hideMark/>
-          </w:tcPr>
-          <w:p>
-            <w:pPr>
-              <w:jc w:val="center"/>
-              <w:rPr>
-                <w:b/>
-                <w:bCs/>
-              </w:rPr>
-            </w:pPr>
-            <w:r>
-              <w:rPr>
-                <w:b/>
-                <w:bCs/>
-              </w:rPr>
-              <w:t>Ready</w:t>
-            </w:r>
-          </w:p>
-        </w:tc>
-      </w:tr>
-      <w:tr>
-        <w:trPr>
-          <w:trHeight w:val="441"/>
-          <w:tblCellSpacing w:w="15" w:type="dxa"/>
-        </w:trPr>
-        <w:tc>
-          <w:tcPr>
-            <w:tcW w:w="4124" w:type="dxa"/>
-            <w:vAlign w:val="center"/>
-            <w:hideMark/>
-          </w:tcPr>
-          <w:p>
-            <w:pPr>
-              <w:rPr>
-                <w:b/>
-                <w:bCs/>
-              </w:rPr>
-            </w:pPr>
-            <w:r>
-              <w:rPr>
-                <w:rFonts w:ascii="Segoe UI Emoji" w:hAnsi="Segoe UI Emoji" w:cs="Segoe UI Emoji"/>
-                <w:b/>
-                <w:bCs/>
-              </w:rPr>
-              <w:t>✅</w:t>
-            </w:r>
-            <w:r>
-              <w:rPr>
-                <w:b/>
-                <w:bCs/>
-              </w:rPr>
-              <w:t xml:space="preserve"> ANDROID_SDK_ROOT</w:t>
-            </w:r>
           </w:p>
         </w:tc>
         <w:tc>
@@ -2265,6 +1970,7 @@
   <w:style w:type="character" w:default="1" w:styleId="DefaultParagraphFont">
     <w:name w:val="Default Paragraph Font"/>
     <w:uiPriority w:val="1"/>
+    <w:semiHidden/>
     <w:unhideWhenUsed/>
   </w:style>
   <w:style w:type="table" w:default="1" w:styleId="TableNormal">
